--- a/packages/render/tests/fixtures/pet-addendum.docx
+++ b/packages/render/tests/fixtures/pet-addendum.docx
@@ -20,7 +20,7 @@
         <w:t xml:space="preserve">Pet Name: </w:t>
       </w:r>
       <w:r>
-        <w:t xml:space="preserve">{{name}}</w:t>
+        <w:t xml:space="preserve">{{fields.name}}</w:t>
       </w:r>
     </w:p>
     <w:p>
@@ -32,7 +32,7 @@
         <w:t xml:space="preserve">Species: </w:t>
       </w:r>
       <w:r>
-        <w:t xml:space="preserve">{{species}}</w:t>
+        <w:t xml:space="preserve">{{fields.species}}</w:t>
       </w:r>
     </w:p>
     <w:p>
@@ -44,7 +44,7 @@
         <w:t xml:space="preserve">Weight: </w:t>
       </w:r>
       <w:r>
-        <w:t xml:space="preserve">{{weight}}</w:t>
+        <w:t xml:space="preserve">{{fields.weight}}</w:t>
       </w:r>
     </w:p>
     <w:p>
@@ -56,7 +56,7 @@
         <w:t xml:space="preserve">Has Vaccination: </w:t>
       </w:r>
       <w:r>
-        <w:t xml:space="preserve">{{hasVaccination}}</w:t>
+        <w:t xml:space="preserve">{{fields.hasVaccination}}</w:t>
       </w:r>
     </w:p>
     <w:sectPr>
